--- a/毕业所需文件/1 选题审批表.docx
+++ b/毕业所需文件/1 选题审批表.docx
@@ -163,7 +163,7 @@
     </w:p>
     <w:tbl>
       <w:tblPr>
-        <w:tblStyle w:val="2"/>
+        <w:tblStyle w:val="3"/>
         <w:tblW w:w="5000" w:type="pct"/>
         <w:tblInd w:w="0" w:type="dxa"/>
         <w:tblBorders>
@@ -539,8 +539,6 @@
               </w:rPr>
               <w:t>年产1000吨的蓝莓酸奶车间设计</w:t>
             </w:r>
-            <w:bookmarkStart w:id="0" w:name="_GoBack"/>
-            <w:bookmarkEnd w:id="0"/>
           </w:p>
         </w:tc>
       </w:tr>
@@ -649,7 +647,7 @@
                 <w:sz w:val="24"/>
                 <w:szCs w:val="21"/>
               </w:rPr>
-              <w:t>1.科学技术□ 2.生产实践□  3.社会经济□  4.自拟□ 5.经典□ 6.其它</w:t>
+              <w:t>1.科学技术□ 2.生产实践□  3.社会经济□  4.自拟</w:t>
             </w:r>
             <w:r>
               <w:rPr>
@@ -660,6 +658,25 @@
                 <w:lang w:eastAsia="zh-CN"/>
               </w:rPr>
               <w:t>☑</w:t>
+            </w:r>
+            <w:r>
+              <w:rPr>
+                <w:rFonts w:ascii="Times New Roman" w:hAnsi="Times New Roman" w:eastAsia="宋体" w:cs="Times New Roman"/>
+                <w:spacing w:val="-4"/>
+                <w:sz w:val="24"/>
+                <w:szCs w:val="21"/>
+              </w:rPr>
+              <w:t xml:space="preserve"> 5.经典□ 6.其它</w:t>
+            </w:r>
+            <w:r>
+              <w:rPr>
+                <w:rFonts w:hint="eastAsia" w:ascii="Times New Roman" w:hAnsi="Times New Roman" w:eastAsia="宋体" w:cs="Times New Roman"/>
+                <w:spacing w:val="-4"/>
+                <w:sz w:val="24"/>
+                <w:szCs w:val="21"/>
+                <w:lang w:eastAsia="zh-CN"/>
+              </w:rPr>
+              <w:t>□</w:t>
             </w:r>
           </w:p>
         </w:tc>
@@ -732,11 +749,11 @@
             </w:pPr>
             <w:r>
               <w:rPr>
-                <w:rFonts w:hint="eastAsia" w:ascii="Times New Roman" w:hAnsi="Times New Roman" w:eastAsia="宋体" w:cs="Times New Roman"/>
-                <w:sz w:val="24"/>
-                <w:szCs w:val="21"/>
-              </w:rPr>
-              <w:t>蓝莓酸奶兼具花青素的抗氧化活性与酸奶的益生菌功能，市场前景广阔。我国虽为蓝莓生产大国，但深加工产品尤其是高端搅拌型风味酸奶的产业化仍不完善，缺乏针对中小规模车间的系统工艺设计。本选题以年产1000吨为规模，结合贵州麻江县等主产区的原料优势，开展从工艺流程、设备选型、物料衡算到成本核算的完整车间设计，旨在为实际生产提供可行方案。同时，该设计综合运用了食品工程、工厂设计等专业知识，能全面锻炼我的工程实践与问题解决能力。</w:t>
+                <w:rFonts w:hint="eastAsia" w:asciiTheme="minorEastAsia" w:hAnsiTheme="minorEastAsia" w:eastAsiaTheme="minorEastAsia"/>
+                <w:sz w:val="24"/>
+                <w:szCs w:val="21"/>
+              </w:rPr>
+              <w:t>在全民健康意识升级的背景下，功能性与风味性兼具的乳制品市场展现出巨大潜力。酸奶因其卓越的益生菌调节功能而广受欢迎，而蓝莓作为高抗氧化的“超级水果”，其深加工产品的开发高度契合当前“健康、天然”的消费导向。本课题针对年产1000吨蓝莓酸奶车间进行设计，旨在通过科学的工艺参数优化、标准化设备选型及严格的质量安全控制，构建高效、节能的现代化生产体系。该设计不仅有助于延长蓝莓产业链、提升农产品高附加值，更能有效缓解鲜果季节性损耗问题，促进地方经济与乳品工业的深度融合。从工程实践角度看，该设计对于实现蓝莓酸奶的规模化、标准化生产具有重要的技术参考价值与现实经济意义，完全符合现代食品加工业向精深加工转型的趋势。</w:t>
             </w:r>
           </w:p>
         </w:tc>
@@ -759,7 +776,7 @@
           </w:tblCellMar>
         </w:tblPrEx>
         <w:trPr>
-          <w:trHeight w:val="2103" w:hRule="atLeast"/>
+          <w:trHeight w:val="1589" w:hRule="atLeast"/>
         </w:trPr>
         <w:tc>
           <w:tcPr>
@@ -785,36 +802,200 @@
           </w:p>
           <w:p>
             <w:pPr>
-              <w:spacing w:line="264" w:lineRule="auto"/>
-              <w:ind w:left="68"/>
-              <w:rPr>
-                <w:rFonts w:ascii="Times New Roman" w:hAnsi="Times New Roman" w:eastAsia="宋体" w:cs="Times New Roman"/>
-                <w:sz w:val="24"/>
-                <w:szCs w:val="21"/>
-              </w:rPr>
-            </w:pPr>
-          </w:p>
-          <w:p>
-            <w:pPr>
-              <w:spacing w:line="264" w:lineRule="auto"/>
-              <w:ind w:left="68"/>
-              <w:rPr>
-                <w:rFonts w:ascii="Times New Roman" w:hAnsi="Times New Roman" w:eastAsia="宋体" w:cs="Times New Roman"/>
-                <w:sz w:val="24"/>
-                <w:szCs w:val="21"/>
-              </w:rPr>
-            </w:pPr>
-          </w:p>
-          <w:p>
-            <w:pPr>
-              <w:spacing w:line="264" w:lineRule="auto"/>
-              <w:ind w:left="68"/>
-              <w:rPr>
-                <w:rFonts w:ascii="Times New Roman" w:hAnsi="Times New Roman" w:eastAsia="宋体" w:cs="Times New Roman"/>
-                <w:sz w:val="24"/>
-                <w:szCs w:val="21"/>
-              </w:rPr>
-            </w:pPr>
+              <w:pStyle w:val="2"/>
+              <w:tabs>
+                <w:tab w:val="left" w:pos="5640"/>
+              </w:tabs>
+              <w:ind w:firstLine="480"/>
+              <w:rPr>
+                <w:rFonts w:hAnsi="宋体" w:cs="宋体"/>
+                <w:color w:val="000000" w:themeColor="text1"/>
+                <w:kern w:val="0"/>
+                <w:szCs w:val="24"/>
+                <w:lang w:val="zh-CN"/>
+                <w14:textFill>
+                  <w14:solidFill>
+                    <w14:schemeClr w14:val="tx1"/>
+                  </w14:solidFill>
+                </w14:textFill>
+              </w:rPr>
+            </w:pPr>
+            <w:r>
+              <w:rPr>
+                <w:rFonts w:hint="eastAsia" w:hAnsi="宋体" w:cs="宋体"/>
+                <w:color w:val="000000" w:themeColor="text1"/>
+                <w:szCs w:val="24"/>
+                <w14:textFill>
+                  <w14:solidFill>
+                    <w14:schemeClr w14:val="tx1"/>
+                  </w14:solidFill>
+                </w14:textFill>
+              </w:rPr>
+              <w:t>本项目为</w:t>
+            </w:r>
+            <w:r>
+              <w:rPr>
+                <w:rFonts w:hint="eastAsia" w:cs="宋体"/>
+                <w:color w:val="000000"/>
+                <w:kern w:val="0"/>
+              </w:rPr>
+              <w:t>年产1</w:t>
+            </w:r>
+            <w:r>
+              <w:rPr>
+                <w:rFonts w:hint="eastAsia" w:hAnsi="宋体" w:cs="宋体"/>
+                <w:color w:val="000000" w:themeColor="text1"/>
+                <w:kern w:val="0"/>
+                <w:szCs w:val="24"/>
+                <w:lang w:val="zh-CN"/>
+                <w14:textFill>
+                  <w14:solidFill>
+                    <w14:schemeClr w14:val="tx1"/>
+                  </w14:solidFill>
+                </w14:textFill>
+              </w:rPr>
+              <w:t>000吨</w:t>
+            </w:r>
+            <w:r>
+              <w:rPr>
+                <w:rFonts w:hint="eastAsia"/>
+              </w:rPr>
+              <w:t>蓝莓酸奶酸奶</w:t>
+            </w:r>
+            <w:r>
+              <w:rPr>
+                <w:rFonts w:hint="eastAsia" w:hAnsi="宋体" w:cs="宋体"/>
+                <w:color w:val="000000" w:themeColor="text1"/>
+                <w:kern w:val="0"/>
+                <w:szCs w:val="24"/>
+                <w:lang w:val="zh-CN"/>
+                <w14:textFill>
+                  <w14:solidFill>
+                    <w14:schemeClr w14:val="tx1"/>
+                  </w14:solidFill>
+                </w14:textFill>
+              </w:rPr>
+              <w:t>车间设计，</w:t>
+            </w:r>
+            <w:r>
+              <w:rPr>
+                <w:rFonts w:hint="eastAsia"/>
+              </w:rPr>
+              <w:t>蓝莓酸奶</w:t>
+            </w:r>
+            <w:r>
+              <w:rPr>
+                <w:rFonts w:hint="eastAsia" w:hAnsi="宋体" w:cs="宋体"/>
+                <w:color w:val="000000" w:themeColor="text1"/>
+                <w:kern w:val="0"/>
+                <w:szCs w:val="24"/>
+                <w14:textFill>
+                  <w14:solidFill>
+                    <w14:schemeClr w14:val="tx1"/>
+                  </w14:solidFill>
+                </w14:textFill>
+              </w:rPr>
+              <w:t>目前市场发展前景良好，健康饮食趋势逐步提升，</w:t>
+            </w:r>
+            <w:r>
+              <w:rPr>
+                <w:rFonts w:hint="eastAsia" w:hAnsi="宋体" w:cs="宋体"/>
+                <w:color w:val="000000" w:themeColor="text1"/>
+                <w:kern w:val="0"/>
+                <w:szCs w:val="24"/>
+                <w:lang w:val="zh-CN"/>
+                <w14:textFill>
+                  <w14:solidFill>
+                    <w14:schemeClr w14:val="tx1"/>
+                  </w14:solidFill>
+                </w14:textFill>
+              </w:rPr>
+              <w:t>该车间设计选题有较高的</w:t>
+            </w:r>
+            <w:r>
+              <w:rPr>
+                <w:rFonts w:hint="eastAsia" w:hAnsi="宋体" w:cs="宋体"/>
+                <w:color w:val="000000" w:themeColor="text1"/>
+                <w:kern w:val="0"/>
+                <w:szCs w:val="24"/>
+                <w14:textFill>
+                  <w14:solidFill>
+                    <w14:schemeClr w14:val="tx1"/>
+                  </w14:solidFill>
+                </w14:textFill>
+              </w:rPr>
+              <w:t>开发</w:t>
+            </w:r>
+            <w:r>
+              <w:rPr>
+                <w:rFonts w:hint="eastAsia" w:hAnsi="宋体" w:cs="宋体"/>
+                <w:color w:val="000000" w:themeColor="text1"/>
+                <w:kern w:val="0"/>
+                <w:szCs w:val="24"/>
+                <w:lang w:val="zh-CN"/>
+                <w14:textFill>
+                  <w14:solidFill>
+                    <w14:schemeClr w14:val="tx1"/>
+                  </w14:solidFill>
+                </w14:textFill>
+              </w:rPr>
+              <w:t>应用价值。</w:t>
+            </w:r>
+          </w:p>
+          <w:p>
+            <w:pPr>
+              <w:pStyle w:val="2"/>
+              <w:spacing w:afterLines="50"/>
+              <w:rPr>
+                <w:rFonts w:ascii="Times New Roman" w:hAnsi="Times New Roman" w:eastAsia="宋体" w:cs="Times New Roman"/>
+                <w:sz w:val="24"/>
+                <w:szCs w:val="21"/>
+              </w:rPr>
+            </w:pPr>
+            <w:r>
+              <w:rPr>
+                <w:rFonts w:hint="eastAsia" w:hAnsi="宋体" w:cs="宋体"/>
+                <w:color w:val="000000" w:themeColor="text1"/>
+                <w:kern w:val="0"/>
+                <w:szCs w:val="24"/>
+                <w:lang w:val="zh-CN"/>
+                <w14:textFill>
+                  <w14:solidFill>
+                    <w14:schemeClr w14:val="tx1"/>
+                  </w14:solidFill>
+                </w14:textFill>
+              </w:rPr>
+              <w:t xml:space="preserve">     同意</w:t>
+            </w:r>
+            <w:r>
+              <w:rPr>
+                <w:rFonts w:hint="eastAsia" w:hAnsi="宋体" w:cs="宋体"/>
+                <w:color w:val="000000" w:themeColor="text1"/>
+                <w:kern w:val="0"/>
+                <w:szCs w:val="24"/>
+                <w14:textFill>
+                  <w14:solidFill>
+                    <w14:schemeClr w14:val="tx1"/>
+                  </w14:solidFill>
+                </w14:textFill>
+              </w:rPr>
+              <w:t>选</w:t>
+            </w:r>
+            <w:r>
+              <w:rPr>
+                <w:rFonts w:hint="eastAsia" w:hAnsi="宋体" w:cs="宋体"/>
+                <w:color w:val="000000" w:themeColor="text1"/>
+                <w:kern w:val="0"/>
+                <w:szCs w:val="24"/>
+                <w:lang w:val="zh-CN"/>
+                <w14:textFill>
+                  <w14:solidFill>
+                    <w14:schemeClr w14:val="tx1"/>
+                  </w14:solidFill>
+                </w14:textFill>
+              </w:rPr>
+              <w:t>题。</w:t>
+            </w:r>
           </w:p>
           <w:p>
             <w:pPr>
@@ -926,7 +1107,7 @@
           </w:tblCellMar>
         </w:tblPrEx>
         <w:trPr>
-          <w:trHeight w:val="2084" w:hRule="atLeast"/>
+          <w:trHeight w:val="1482" w:hRule="atLeast"/>
         </w:trPr>
         <w:tc>
           <w:tcPr>
@@ -961,24 +1142,6 @@
           </w:p>
           <w:p>
             <w:pPr>
-              <w:rPr>
-                <w:rFonts w:ascii="Times New Roman" w:hAnsi="Times New Roman" w:eastAsia="宋体" w:cs="Times New Roman"/>
-                <w:sz w:val="24"/>
-                <w:szCs w:val="21"/>
-              </w:rPr>
-            </w:pPr>
-          </w:p>
-          <w:p>
-            <w:pPr>
-              <w:rPr>
-                <w:rFonts w:ascii="Times New Roman" w:hAnsi="Times New Roman" w:eastAsia="宋体" w:cs="Times New Roman"/>
-                <w:sz w:val="24"/>
-                <w:szCs w:val="21"/>
-              </w:rPr>
-            </w:pPr>
-          </w:p>
-          <w:p>
-            <w:pPr>
               <w:tabs>
                 <w:tab w:val="left" w:pos="5640"/>
               </w:tabs>
@@ -1012,7 +1175,17 @@
                 <w:sz w:val="24"/>
                 <w:szCs w:val="21"/>
               </w:rPr>
-              <w:t xml:space="preserve">                                                  </w:t>
+              <w:t xml:space="preserve">                                 </w:t>
+            </w:r>
+            <w:bookmarkStart w:id="0" w:name="_GoBack"/>
+            <w:bookmarkEnd w:id="0"/>
+            <w:r>
+              <w:rPr>
+                <w:rFonts w:ascii="Times New Roman" w:hAnsi="Times New Roman" w:eastAsia="宋体" w:cs="Times New Roman"/>
+                <w:sz w:val="24"/>
+                <w:szCs w:val="21"/>
+              </w:rPr>
+              <w:t xml:space="preserve">                 </w:t>
             </w:r>
             <w:r>
               <w:rPr>
@@ -1086,7 +1259,7 @@
           </w:tblCellMar>
         </w:tblPrEx>
         <w:trPr>
-          <w:trHeight w:val="2336" w:hRule="atLeast"/>
+          <w:trHeight w:val="2045" w:hRule="atLeast"/>
         </w:trPr>
         <w:tc>
           <w:tcPr>
@@ -1123,25 +1296,6 @@
           </w:p>
           <w:p>
             <w:pPr>
-              <w:ind w:left="66"/>
-              <w:rPr>
-                <w:rFonts w:ascii="Times New Roman" w:hAnsi="Times New Roman" w:eastAsia="宋体" w:cs="Times New Roman"/>
-                <w:sz w:val="24"/>
-                <w:szCs w:val="21"/>
-              </w:rPr>
-            </w:pPr>
-            <w:r>
-              <w:rPr>
-                <w:rFonts w:ascii="Times New Roman" w:hAnsi="Times New Roman" w:eastAsia="宋体" w:cs="Times New Roman"/>
-                <w:sz w:val="24"/>
-                <w:szCs w:val="21"/>
-              </w:rPr>
-              <w:t xml:space="preserve">                                   </w:t>
-            </w:r>
-          </w:p>
-          <w:p>
-            <w:pPr>
-              <w:ind w:left="66"/>
               <w:rPr>
                 <w:rFonts w:ascii="Times New Roman" w:hAnsi="Times New Roman" w:eastAsia="宋体" w:cs="Times New Roman"/>
                 <w:sz w:val="24"/>
@@ -1358,7 +1512,7 @@
     <w:lsdException w:qFormat="1" w:unhideWhenUsed="0" w:uiPriority="0" w:semiHidden="0" w:name="Strong"/>
     <w:lsdException w:qFormat="1" w:unhideWhenUsed="0" w:uiPriority="0" w:semiHidden="0" w:name="Emphasis"/>
     <w:lsdException w:unhideWhenUsed="0" w:uiPriority="0" w:semiHidden="0" w:name="Document Map"/>
-    <w:lsdException w:unhideWhenUsed="0" w:uiPriority="0" w:semiHidden="0" w:name="Plain Text"/>
+    <w:lsdException w:qFormat="1" w:unhideWhenUsed="0" w:uiPriority="0" w:semiHidden="0" w:name="Plain Text"/>
     <w:lsdException w:unhideWhenUsed="0" w:uiPriority="0" w:semiHidden="0" w:name="E-mail Signature"/>
     <w:lsdException w:unhideWhenUsed="0" w:uiPriority="0" w:semiHidden="0" w:name="Normal (Web)"/>
     <w:lsdException w:unhideWhenUsed="0" w:uiPriority="0" w:semiHidden="0" w:name="HTML Acronym"/>
@@ -1533,12 +1687,12 @@
       <w:lang w:val="en-US" w:eastAsia="zh-CN" w:bidi="ar-SA"/>
     </w:rPr>
   </w:style>
-  <w:style w:type="character" w:default="1" w:styleId="3">
+  <w:style w:type="character" w:default="1" w:styleId="4">
     <w:name w:val="Default Paragraph Font"/>
     <w:semiHidden/>
     <w:uiPriority w:val="0"/>
   </w:style>
-  <w:style w:type="table" w:default="1" w:styleId="2">
+  <w:style w:type="table" w:default="1" w:styleId="3">
     <w:name w:val="Normal Table"/>
     <w:semiHidden/>
     <w:uiPriority w:val="0"/>
@@ -1550,6 +1704,17 @@
         <w:right w:w="108" w:type="dxa"/>
       </w:tblCellMar>
     </w:tblPr>
+  </w:style>
+  <w:style w:type="paragraph" w:styleId="2">
+    <w:name w:val="Plain Text"/>
+    <w:basedOn w:val="1"/>
+    <w:qFormat/>
+    <w:uiPriority w:val="0"/>
+    <w:rPr>
+      <w:rFonts w:ascii="宋体" w:hAnsi="Courier New" w:cs="Courier New"/>
+      <w:sz w:val="24"/>
+      <w:szCs w:val="21"/>
+    </w:rPr>
   </w:style>
 </w:styles>
 </file>
